--- a/sidra/exame-julgamento/Cider-judging-exam-procedures-pt-br.docx
+++ b/sidra/exame-julgamento/Cider-judging-exam-procedures-pt-br.docx
@@ -4744,103 +4744,91 @@
           <w:color w:val="000000"/>
           <w:lang w:val="pt-PT" w:eastAsia="pt-BR"/>
         </w:rPr>
-        <w:t xml:space="preserve">Antes do exame, você receberá um e-mail do Diretor de Exame designado para o </w:t>
-      </w:r>
-      <w:r>
-        <w:rPr>
-          <w:rFonts w:ascii="Arial" w:eastAsia="Times New Roman" w:hAnsi="Arial" w:cs="Arial"/>
-          <w:color w:val="000000"/>
-          <w:lang w:val="pt-PT" w:eastAsia="pt-BR"/>
-        </w:rPr>
-        <w:t xml:space="preserve">seu </w:t>
-      </w:r>
-      <w:r>
-        <w:rPr>
-          <w:rFonts w:ascii="Arial" w:eastAsia="Times New Roman" w:hAnsi="Arial" w:cs="Arial"/>
-          <w:color w:val="000000"/>
-          <w:lang w:val="pt-PT" w:eastAsia="pt-BR"/>
-        </w:rPr>
-        <w:t>exame</w:t>
-      </w:r>
-      <w:r>
-        <w:rPr>
-          <w:rFonts w:ascii="Arial" w:eastAsia="Times New Roman" w:hAnsi="Arial" w:cs="Arial"/>
-          <w:color w:val="000000"/>
-          <w:lang w:val="pt-PT" w:eastAsia="pt-BR"/>
-        </w:rPr>
-        <w:t xml:space="preserve"> com documentos pertinentes</w:t>
-      </w:r>
-      <w:r>
-        <w:rPr>
-          <w:rFonts w:ascii="Arial" w:eastAsia="Times New Roman" w:hAnsi="Arial" w:cs="Arial"/>
-          <w:color w:val="000000"/>
-          <w:lang w:val="pt-PT" w:eastAsia="pt-BR"/>
-        </w:rPr>
-        <w:t>. Se você não recebe</w:t>
-      </w:r>
-      <w:r>
-        <w:rPr>
-          <w:rFonts w:ascii="Arial" w:eastAsia="Times New Roman" w:hAnsi="Arial" w:cs="Arial"/>
-          <w:color w:val="000000"/>
-          <w:lang w:val="pt-PT" w:eastAsia="pt-BR"/>
-        </w:rPr>
-        <w:t>u</w:t>
-      </w:r>
-      <w:r>
-        <w:rPr>
-          <w:rFonts w:ascii="Arial" w:eastAsia="Times New Roman" w:hAnsi="Arial" w:cs="Arial"/>
-          <w:color w:val="000000"/>
-          <w:lang w:val="pt-PT" w:eastAsia="pt-BR"/>
-        </w:rPr>
-        <w:t xml:space="preserve"> </w:t>
-      </w:r>
-      <w:r>
-        <w:rPr>
-          <w:rFonts w:ascii="Arial" w:eastAsia="Times New Roman" w:hAnsi="Arial" w:cs="Arial"/>
-          <w:color w:val="000000"/>
-          <w:lang w:val="pt-PT" w:eastAsia="pt-BR"/>
-        </w:rPr>
-        <w:t>este</w:t>
-      </w:r>
-      <w:r>
-        <w:rPr>
-          <w:rFonts w:ascii="Arial" w:eastAsia="Times New Roman" w:hAnsi="Arial" w:cs="Arial"/>
-          <w:color w:val="000000"/>
-          <w:lang w:val="pt-PT" w:eastAsia="pt-BR"/>
-        </w:rPr>
-        <w:t xml:space="preserve"> e-mail</w:t>
-      </w:r>
-      <w:r>
-        <w:rPr>
-          <w:rFonts w:ascii="Arial" w:eastAsia="Times New Roman" w:hAnsi="Arial" w:cs="Arial"/>
-          <w:color w:val="000000"/>
-          <w:lang w:val="pt-PT" w:eastAsia="pt-BR"/>
-        </w:rPr>
-        <w:t>, por favor</w:t>
-      </w:r>
-      <w:r>
-        <w:rPr>
-          <w:rFonts w:ascii="Arial" w:eastAsia="Times New Roman" w:hAnsi="Arial" w:cs="Arial"/>
-          <w:color w:val="000000"/>
-          <w:lang w:val="pt-PT" w:eastAsia="pt-BR"/>
-        </w:rPr>
-        <w:t xml:space="preserve"> </w:t>
-      </w:r>
-      <w:r>
-        <w:rPr>
-          <w:rFonts w:ascii="Arial" w:eastAsia="Times New Roman" w:hAnsi="Arial" w:cs="Arial"/>
-          <w:color w:val="000000"/>
-          <w:lang w:val="pt-PT" w:eastAsia="pt-BR"/>
-        </w:rPr>
-        <w:t>entre em contato pelo</w:t>
-      </w:r>
-      <w:r>
-        <w:rPr>
-          <w:rFonts w:ascii="Arial" w:eastAsia="Times New Roman" w:hAnsi="Arial" w:cs="Arial"/>
-          <w:color w:val="000000"/>
-          <w:lang w:val="pt-PT" w:eastAsia="pt-BR"/>
-        </w:rPr>
-        <w:t> </w:t>
+        <w:t>Antes do exame, você receberá um e-mail do Diretor de Exame designado para o seu exame com documentos pertinentes. Se você não recebeu este e-mail, por favor entre em contato pelo exam_director@bjcp.org. O e-mail contém uma planilha do Excel chamada EDC - Examinee Data Capture Form (Formulário de Captura de Dados do Candidato). No EDC, você deverá preencher os nomes, endereços, endereços de e-mail e outras informações para todos os Candidatos que farão o exame. A primeira coluna no EDC é o Exam ID - Exam Identification Code (Código de Identificação do Exame), que tem o formato NNNNLLLL, onde N é um número e L é uma letra. A segunda coluna do EDC é um número de identificação de dois dígitos (tipicamente de 01 a 12) que será associado com o Código de Identificação do Exame para criar um Candidate ID (Identificação do Candidato) exclusivo para cada Candidato. É vital que você insira todos códigos de identificação corretamente, pois esta é a única maneira de associar um exame individual ao Candidato.</w:t>
+      </w:r>
+      <w:r>
+        <w:rPr>
+          <w:rFonts w:ascii="Arial" w:eastAsia="Times New Roman" w:hAnsi="Arial" w:cs="Arial"/>
+          <w:color w:val="000000"/>
+          <w:lang w:val="pt-PT" w:eastAsia="pt-BR"/>
+        </w:rPr>
+      </w:r>
+      <w:r>
+        <w:rPr>
+          <w:rFonts w:ascii="Arial" w:eastAsia="Times New Roman" w:hAnsi="Arial" w:cs="Arial"/>
+          <w:color w:val="000000"/>
+          <w:lang w:val="pt-PT" w:eastAsia="pt-BR"/>
+        </w:rPr>
+      </w:r>
+      <w:r>
+        <w:rPr>
+          <w:rFonts w:ascii="Arial" w:eastAsia="Times New Roman" w:hAnsi="Arial" w:cs="Arial"/>
+          <w:color w:val="000000"/>
+          <w:lang w:val="pt-PT" w:eastAsia="pt-BR"/>
+        </w:rPr>
+      </w:r>
+      <w:r>
+        <w:rPr>
+          <w:rFonts w:ascii="Arial" w:eastAsia="Times New Roman" w:hAnsi="Arial" w:cs="Arial"/>
+          <w:color w:val="000000"/>
+          <w:lang w:val="pt-PT" w:eastAsia="pt-BR"/>
+        </w:rPr>
+      </w:r>
+      <w:r>
+        <w:rPr>
+          <w:rFonts w:ascii="Arial" w:eastAsia="Times New Roman" w:hAnsi="Arial" w:cs="Arial"/>
+          <w:color w:val="000000"/>
+          <w:lang w:val="pt-PT" w:eastAsia="pt-BR"/>
+        </w:rPr>
+      </w:r>
+      <w:r>
+        <w:rPr>
+          <w:rFonts w:ascii="Arial" w:eastAsia="Times New Roman" w:hAnsi="Arial" w:cs="Arial"/>
+          <w:color w:val="000000"/>
+          <w:lang w:val="pt-PT" w:eastAsia="pt-BR"/>
+        </w:rPr>
+      </w:r>
+      <w:r>
+        <w:rPr>
+          <w:rFonts w:ascii="Arial" w:eastAsia="Times New Roman" w:hAnsi="Arial" w:cs="Arial"/>
+          <w:color w:val="000000"/>
+          <w:lang w:val="pt-PT" w:eastAsia="pt-BR"/>
+        </w:rPr>
+      </w:r>
+      <w:r>
+        <w:rPr>
+          <w:rFonts w:ascii="Arial" w:eastAsia="Times New Roman" w:hAnsi="Arial" w:cs="Arial"/>
+          <w:color w:val="000000"/>
+          <w:lang w:val="pt-PT" w:eastAsia="pt-BR"/>
+        </w:rPr>
+      </w:r>
+      <w:r>
+        <w:rPr>
+          <w:rFonts w:ascii="Arial" w:eastAsia="Times New Roman" w:hAnsi="Arial" w:cs="Arial"/>
+          <w:color w:val="000000"/>
+          <w:lang w:val="pt-PT" w:eastAsia="pt-BR"/>
+        </w:rPr>
+      </w:r>
+      <w:r>
+        <w:rPr>
+          <w:rFonts w:ascii="Arial" w:eastAsia="Times New Roman" w:hAnsi="Arial" w:cs="Arial"/>
+          <w:color w:val="000000"/>
+          <w:lang w:val="pt-PT" w:eastAsia="pt-BR"/>
+        </w:rPr>
+      </w:r>
+      <w:r>
+        <w:rPr>
+          <w:rFonts w:ascii="Arial" w:eastAsia="Times New Roman" w:hAnsi="Arial" w:cs="Arial"/>
+          <w:color w:val="000000"/>
+          <w:lang w:val="pt-PT" w:eastAsia="pt-BR"/>
+        </w:rPr>
+      </w:r>
+      <w:r>
+        <w:rPr>
+          <w:rFonts w:ascii="Arial" w:eastAsia="Times New Roman" w:hAnsi="Arial" w:cs="Arial"/>
+          <w:color w:val="000000"/>
+          <w:lang w:val="pt-PT" w:eastAsia="pt-BR"/>
+        </w:rPr>
       </w:r>
       <w:hyperlink r:id="rId13" w:history="1">
         <w:r>
@@ -4859,47 +4847,41 @@
           <w:color w:val="000000"/>
           <w:lang w:eastAsia="pt-BR"/>
         </w:rPr>
-        <w:t>. </w:t>
-      </w:r>
-      <w:r>
-        <w:rPr>
-          <w:rFonts w:ascii="Arial" w:eastAsia="Times New Roman" w:hAnsi="Arial" w:cs="Arial"/>
-          <w:color w:val="000000"/>
-          <w:lang w:val="pt-PT" w:eastAsia="pt-BR"/>
-        </w:rPr>
-        <w:t xml:space="preserve">O e-mail </w:t>
-      </w:r>
-      <w:r>
-        <w:rPr>
-          <w:rFonts w:ascii="Arial" w:eastAsia="Times New Roman" w:hAnsi="Arial" w:cs="Arial"/>
-          <w:color w:val="000000"/>
-          <w:lang w:val="pt-PT" w:eastAsia="pt-BR"/>
-        </w:rPr>
-        <w:t>contém</w:t>
-      </w:r>
-      <w:r>
-        <w:rPr>
-          <w:rFonts w:ascii="Arial" w:eastAsia="Times New Roman" w:hAnsi="Arial" w:cs="Arial"/>
-          <w:color w:val="000000"/>
-          <w:lang w:val="pt-PT" w:eastAsia="pt-BR"/>
-        </w:rPr>
-        <w:t xml:space="preserve"> uma planilha do Excel chamada </w:t>
-      </w:r>
-      <w:r>
-        <w:rPr>
-          <w:rFonts w:ascii="Arial" w:eastAsia="Times New Roman" w:hAnsi="Arial" w:cs="Arial"/>
-          <w:color w:val="000000"/>
-          <w:lang w:val="pt-PT" w:eastAsia="pt-BR"/>
-        </w:rPr>
-        <w:t>E</w:t>
-      </w:r>
-      <w:r>
-        <w:rPr>
-          <w:rFonts w:ascii="Arial" w:eastAsia="Times New Roman" w:hAnsi="Arial" w:cs="Arial"/>
-          <w:color w:val="000000"/>
-          <w:lang w:val="pt-PT" w:eastAsia="pt-BR"/>
-        </w:rPr>
-        <w:t>DC -</w:t>
+      </w:r>
+      <w:r>
+        <w:rPr>
+          <w:rFonts w:ascii="Arial" w:eastAsia="Times New Roman" w:hAnsi="Arial" w:cs="Arial"/>
+          <w:color w:val="000000"/>
+          <w:lang w:val="pt-PT" w:eastAsia="pt-BR"/>
+        </w:rPr>
+      </w:r>
+      <w:r>
+        <w:rPr>
+          <w:rFonts w:ascii="Arial" w:eastAsia="Times New Roman" w:hAnsi="Arial" w:cs="Arial"/>
+          <w:color w:val="000000"/>
+          <w:lang w:val="pt-PT" w:eastAsia="pt-BR"/>
+        </w:rPr>
+      </w:r>
+      <w:r>
+        <w:rPr>
+          <w:rFonts w:ascii="Arial" w:eastAsia="Times New Roman" w:hAnsi="Arial" w:cs="Arial"/>
+          <w:color w:val="000000"/>
+          <w:lang w:val="pt-PT" w:eastAsia="pt-BR"/>
+        </w:rPr>
+      </w:r>
+      <w:r>
+        <w:rPr>
+          <w:rFonts w:ascii="Arial" w:eastAsia="Times New Roman" w:hAnsi="Arial" w:cs="Arial"/>
+          <w:color w:val="000000"/>
+          <w:lang w:val="pt-PT" w:eastAsia="pt-BR"/>
+        </w:rPr>
+      </w:r>
+      <w:r>
+        <w:rPr>
+          <w:rFonts w:ascii="Arial" w:eastAsia="Times New Roman" w:hAnsi="Arial" w:cs="Arial"/>
+          <w:color w:val="000000"/>
+          <w:lang w:val="pt-PT" w:eastAsia="pt-BR"/>
+        </w:rPr>
       </w:r>
       <w:r>
         <w:rPr>
@@ -4909,7 +4891,6 @@
           <w:color w:val="000000"/>
           <w:lang w:val="pt-PT" w:eastAsia="pt-BR"/>
         </w:rPr>
-        <w:t xml:space="preserve"> E</w:t>
       </w:r>
       <w:r>
         <w:rPr>
@@ -4919,127 +4900,111 @@
           <w:color w:val="000000"/>
           <w:lang w:val="pt-PT" w:eastAsia="pt-BR"/>
         </w:rPr>
-        <w:t>xaminee Data Capture Form</w:t>
-      </w:r>
-      <w:r>
-        <w:rPr>
-          <w:rFonts w:ascii="Arial" w:eastAsia="Times New Roman" w:hAnsi="Arial" w:cs="Arial"/>
-          <w:color w:val="000000"/>
-          <w:lang w:val="pt-PT" w:eastAsia="pt-BR"/>
-        </w:rPr>
-        <w:t xml:space="preserve"> (Formulário de Captura de Dados do </w:t>
-      </w:r>
-      <w:r>
-        <w:rPr>
-          <w:rFonts w:ascii="Arial" w:eastAsia="Times New Roman" w:hAnsi="Arial" w:cs="Arial"/>
-          <w:color w:val="000000"/>
-          <w:lang w:val="pt-PT" w:eastAsia="pt-BR"/>
-        </w:rPr>
-        <w:t>Candidato</w:t>
-      </w:r>
-      <w:r>
-        <w:rPr>
-          <w:rFonts w:ascii="Arial" w:eastAsia="Times New Roman" w:hAnsi="Arial" w:cs="Arial"/>
-          <w:color w:val="000000"/>
-          <w:lang w:val="pt-PT" w:eastAsia="pt-BR"/>
-        </w:rPr>
-        <w:t>)</w:t>
-      </w:r>
-      <w:r>
-        <w:rPr>
-          <w:rFonts w:ascii="Arial" w:eastAsia="Times New Roman" w:hAnsi="Arial" w:cs="Arial"/>
-          <w:color w:val="000000"/>
-          <w:lang w:val="pt-PT" w:eastAsia="pt-BR"/>
-        </w:rPr>
-        <w:t>. </w:t>
-      </w:r>
-      <w:r>
-        <w:rPr>
-          <w:rFonts w:ascii="Arial" w:eastAsia="Times New Roman" w:hAnsi="Arial" w:cs="Arial"/>
-          <w:color w:val="000000"/>
-          <w:lang w:val="pt-PT" w:eastAsia="pt-BR"/>
-        </w:rPr>
-        <w:t>N</w:t>
-      </w:r>
-      <w:r>
-        <w:rPr>
-          <w:rFonts w:ascii="Arial" w:eastAsia="Times New Roman" w:hAnsi="Arial" w:cs="Arial"/>
-          <w:color w:val="000000"/>
-          <w:lang w:val="pt-PT" w:eastAsia="pt-BR"/>
-        </w:rPr>
-        <w:t>o</w:t>
-      </w:r>
-      <w:r>
-        <w:rPr>
-          <w:rFonts w:ascii="Arial" w:eastAsia="Times New Roman" w:hAnsi="Arial" w:cs="Arial"/>
-          <w:color w:val="000000"/>
-          <w:lang w:val="pt-PT" w:eastAsia="pt-BR"/>
-        </w:rPr>
-        <w:t xml:space="preserve"> EDC, v</w:t>
-      </w:r>
-      <w:r>
-        <w:rPr>
-          <w:rFonts w:ascii="Arial" w:eastAsia="Times New Roman" w:hAnsi="Arial" w:cs="Arial"/>
-          <w:color w:val="000000"/>
-          <w:lang w:val="pt-PT" w:eastAsia="pt-BR"/>
-        </w:rPr>
-        <w:t xml:space="preserve">ocê </w:t>
-      </w:r>
-      <w:r>
-        <w:rPr>
-          <w:rFonts w:ascii="Arial" w:eastAsia="Times New Roman" w:hAnsi="Arial" w:cs="Arial"/>
-          <w:color w:val="000000"/>
-          <w:lang w:val="pt-PT" w:eastAsia="pt-BR"/>
-        </w:rPr>
-        <w:t>deverá</w:t>
-      </w:r>
-      <w:r>
-        <w:rPr>
-          <w:rFonts w:ascii="Arial" w:eastAsia="Times New Roman" w:hAnsi="Arial" w:cs="Arial"/>
-          <w:color w:val="000000"/>
-          <w:lang w:val="pt-PT" w:eastAsia="pt-BR"/>
-        </w:rPr>
-        <w:t xml:space="preserve"> </w:t>
-      </w:r>
-      <w:r>
-        <w:rPr>
-          <w:rFonts w:ascii="Arial" w:eastAsia="Times New Roman" w:hAnsi="Arial" w:cs="Arial"/>
-          <w:color w:val="000000"/>
-          <w:lang w:val="pt-PT" w:eastAsia="pt-BR"/>
-        </w:rPr>
-        <w:t>preencher</w:t>
-      </w:r>
-      <w:r>
-        <w:rPr>
-          <w:rFonts w:ascii="Arial" w:eastAsia="Times New Roman" w:hAnsi="Arial" w:cs="Arial"/>
-          <w:color w:val="000000"/>
-          <w:lang w:val="pt-PT" w:eastAsia="pt-BR"/>
-        </w:rPr>
-        <w:t xml:space="preserve"> os nomes, endereços, endereços de e-mail e outras informações para todos os </w:t>
-      </w:r>
-      <w:r>
-        <w:rPr>
-          <w:rFonts w:ascii="Arial" w:eastAsia="Times New Roman" w:hAnsi="Arial" w:cs="Arial"/>
-          <w:color w:val="000000"/>
-          <w:lang w:val="pt-PT" w:eastAsia="pt-BR"/>
-        </w:rPr>
-        <w:t>C</w:t>
-      </w:r>
-      <w:r>
-        <w:rPr>
-          <w:rFonts w:ascii="Arial" w:eastAsia="Times New Roman" w:hAnsi="Arial" w:cs="Arial"/>
-          <w:color w:val="000000"/>
-          <w:lang w:val="pt-PT" w:eastAsia="pt-BR"/>
-        </w:rPr>
-        <w:t>andidato</w:t>
-      </w:r>
-      <w:r>
-        <w:rPr>
-          <w:rFonts w:ascii="Arial" w:eastAsia="Times New Roman" w:hAnsi="Arial" w:cs="Arial"/>
-          <w:color w:val="000000"/>
-          <w:lang w:val="pt-PT" w:eastAsia="pt-BR"/>
-        </w:rPr>
-        <w:t xml:space="preserve">s que farão o exame. A primeira coluna no EDC é o </w:t>
+      </w:r>
+      <w:r>
+        <w:rPr>
+          <w:rFonts w:ascii="Arial" w:eastAsia="Times New Roman" w:hAnsi="Arial" w:cs="Arial"/>
+          <w:color w:val="000000"/>
+          <w:lang w:val="pt-PT" w:eastAsia="pt-BR"/>
+        </w:rPr>
+      </w:r>
+      <w:r>
+        <w:rPr>
+          <w:rFonts w:ascii="Arial" w:eastAsia="Times New Roman" w:hAnsi="Arial" w:cs="Arial"/>
+          <w:color w:val="000000"/>
+          <w:lang w:val="pt-PT" w:eastAsia="pt-BR"/>
+        </w:rPr>
+      </w:r>
+      <w:r>
+        <w:rPr>
+          <w:rFonts w:ascii="Arial" w:eastAsia="Times New Roman" w:hAnsi="Arial" w:cs="Arial"/>
+          <w:color w:val="000000"/>
+          <w:lang w:val="pt-PT" w:eastAsia="pt-BR"/>
+        </w:rPr>
+      </w:r>
+      <w:r>
+        <w:rPr>
+          <w:rFonts w:ascii="Arial" w:eastAsia="Times New Roman" w:hAnsi="Arial" w:cs="Arial"/>
+          <w:color w:val="000000"/>
+          <w:lang w:val="pt-PT" w:eastAsia="pt-BR"/>
+        </w:rPr>
+      </w:r>
+      <w:r>
+        <w:rPr>
+          <w:rFonts w:ascii="Arial" w:eastAsia="Times New Roman" w:hAnsi="Arial" w:cs="Arial"/>
+          <w:color w:val="000000"/>
+          <w:lang w:val="pt-PT" w:eastAsia="pt-BR"/>
+        </w:rPr>
+      </w:r>
+      <w:r>
+        <w:rPr>
+          <w:rFonts w:ascii="Arial" w:eastAsia="Times New Roman" w:hAnsi="Arial" w:cs="Arial"/>
+          <w:color w:val="000000"/>
+          <w:lang w:val="pt-PT" w:eastAsia="pt-BR"/>
+        </w:rPr>
+      </w:r>
+      <w:r>
+        <w:rPr>
+          <w:rFonts w:ascii="Arial" w:eastAsia="Times New Roman" w:hAnsi="Arial" w:cs="Arial"/>
+          <w:color w:val="000000"/>
+          <w:lang w:val="pt-PT" w:eastAsia="pt-BR"/>
+        </w:rPr>
+      </w:r>
+      <w:r>
+        <w:rPr>
+          <w:rFonts w:ascii="Arial" w:eastAsia="Times New Roman" w:hAnsi="Arial" w:cs="Arial"/>
+          <w:color w:val="000000"/>
+          <w:lang w:val="pt-PT" w:eastAsia="pt-BR"/>
+        </w:rPr>
+      </w:r>
+      <w:r>
+        <w:rPr>
+          <w:rFonts w:ascii="Arial" w:eastAsia="Times New Roman" w:hAnsi="Arial" w:cs="Arial"/>
+          <w:color w:val="000000"/>
+          <w:lang w:val="pt-PT" w:eastAsia="pt-BR"/>
+        </w:rPr>
+      </w:r>
+      <w:r>
+        <w:rPr>
+          <w:rFonts w:ascii="Arial" w:eastAsia="Times New Roman" w:hAnsi="Arial" w:cs="Arial"/>
+          <w:color w:val="000000"/>
+          <w:lang w:val="pt-PT" w:eastAsia="pt-BR"/>
+        </w:rPr>
+      </w:r>
+      <w:r>
+        <w:rPr>
+          <w:rFonts w:ascii="Arial" w:eastAsia="Times New Roman" w:hAnsi="Arial" w:cs="Arial"/>
+          <w:color w:val="000000"/>
+          <w:lang w:val="pt-PT" w:eastAsia="pt-BR"/>
+        </w:rPr>
+      </w:r>
+      <w:r>
+        <w:rPr>
+          <w:rFonts w:ascii="Arial" w:eastAsia="Times New Roman" w:hAnsi="Arial" w:cs="Arial"/>
+          <w:color w:val="000000"/>
+          <w:lang w:val="pt-PT" w:eastAsia="pt-BR"/>
+        </w:rPr>
+      </w:r>
+      <w:r>
+        <w:rPr>
+          <w:rFonts w:ascii="Arial" w:eastAsia="Times New Roman" w:hAnsi="Arial" w:cs="Arial"/>
+          <w:color w:val="000000"/>
+          <w:lang w:val="pt-PT" w:eastAsia="pt-BR"/>
+        </w:rPr>
+      </w:r>
+      <w:r>
+        <w:rPr>
+          <w:rFonts w:ascii="Arial" w:eastAsia="Times New Roman" w:hAnsi="Arial" w:cs="Arial"/>
+          <w:color w:val="000000"/>
+          <w:lang w:val="pt-PT" w:eastAsia="pt-BR"/>
+        </w:rPr>
+      </w:r>
+      <w:r>
+        <w:rPr>
+          <w:rFonts w:ascii="Arial" w:eastAsia="Times New Roman" w:hAnsi="Arial" w:cs="Arial"/>
+          <w:color w:val="000000"/>
+          <w:lang w:val="pt-PT" w:eastAsia="pt-BR"/>
+        </w:rPr>
       </w:r>
       <w:r>
         <w:rPr>
@@ -5049,7 +5014,6 @@
           <w:color w:val="000000"/>
           <w:lang w:val="pt-PT" w:eastAsia="pt-BR"/>
         </w:rPr>
-        <w:t xml:space="preserve">Exam ID - </w:t>
       </w:r>
       <w:r>
         <w:rPr>
@@ -5059,7 +5023,6 @@
           <w:color w:val="000000"/>
           <w:lang w:val="pt-PT" w:eastAsia="pt-BR"/>
         </w:rPr>
-        <w:t>Exam</w:t>
       </w:r>
       <w:r>
         <w:rPr>
@@ -5069,7 +5032,6 @@
           <w:color w:val="000000"/>
           <w:lang w:val="pt-PT" w:eastAsia="pt-BR"/>
         </w:rPr>
-        <w:t xml:space="preserve"> I</w:t>
       </w:r>
       <w:r>
         <w:rPr>
@@ -5079,135 +5041,118 @@
           <w:color w:val="000000"/>
           <w:lang w:val="pt-PT" w:eastAsia="pt-BR"/>
         </w:rPr>
-        <w:t>dentification Code</w:t>
-      </w:r>
-      <w:r>
-        <w:rPr>
-          <w:rFonts w:ascii="Arial" w:eastAsia="Times New Roman" w:hAnsi="Arial" w:cs="Arial"/>
-          <w:color w:val="000000"/>
-          <w:lang w:val="pt-PT" w:eastAsia="pt-BR"/>
-        </w:rPr>
-        <w:t xml:space="preserve"> (Código de Identificação do Exame)</w:t>
-      </w:r>
-      <w:r>
-        <w:rPr>
-          <w:rFonts w:ascii="Arial" w:eastAsia="Times New Roman" w:hAnsi="Arial" w:cs="Arial"/>
-          <w:color w:val="000000"/>
-          <w:lang w:val="pt-PT" w:eastAsia="pt-BR"/>
-        </w:rPr>
-        <w:t xml:space="preserve">, que tem o formato </w:t>
-      </w:r>
-      <w:r>
-        <w:rPr>
-          <w:rFonts w:ascii="Arial" w:eastAsia="Times New Roman" w:hAnsi="Arial" w:cs="Arial"/>
-          <w:color w:val="000000"/>
-          <w:lang w:val="pt-PT" w:eastAsia="pt-BR"/>
-        </w:rPr>
-        <w:t>NNNN</w:t>
-      </w:r>
-      <w:r>
-        <w:rPr>
-          <w:rFonts w:ascii="Arial" w:eastAsia="Times New Roman" w:hAnsi="Arial" w:cs="Arial"/>
-          <w:color w:val="000000"/>
-          <w:lang w:val="pt-PT" w:eastAsia="pt-BR"/>
-        </w:rPr>
-        <w:t>LLLL</w:t>
-      </w:r>
-      <w:r>
-        <w:rPr>
-          <w:rFonts w:ascii="Arial" w:eastAsia="Times New Roman" w:hAnsi="Arial" w:cs="Arial"/>
-          <w:color w:val="000000"/>
-          <w:lang w:val="pt-PT" w:eastAsia="pt-BR"/>
-        </w:rPr>
-        <w:t>,</w:t>
-      </w:r>
-      <w:r>
-        <w:rPr>
-          <w:rFonts w:ascii="Arial" w:eastAsia="Times New Roman" w:hAnsi="Arial" w:cs="Arial"/>
-          <w:color w:val="000000"/>
-          <w:lang w:val="pt-PT" w:eastAsia="pt-BR"/>
-        </w:rPr>
-        <w:t xml:space="preserve"> onde </w:t>
-      </w:r>
-      <w:r>
-        <w:rPr>
-          <w:rFonts w:ascii="Arial" w:eastAsia="Times New Roman" w:hAnsi="Arial" w:cs="Arial"/>
-          <w:color w:val="000000"/>
-          <w:lang w:val="pt-PT" w:eastAsia="pt-BR"/>
-        </w:rPr>
-        <w:t>N</w:t>
-      </w:r>
-      <w:r>
-        <w:rPr>
-          <w:rFonts w:ascii="Arial" w:eastAsia="Times New Roman" w:hAnsi="Arial" w:cs="Arial"/>
-          <w:color w:val="000000"/>
-          <w:lang w:val="pt-PT" w:eastAsia="pt-BR"/>
-        </w:rPr>
-        <w:t xml:space="preserve"> é um </w:t>
-      </w:r>
-      <w:r>
-        <w:rPr>
-          <w:rFonts w:ascii="Arial" w:eastAsia="Times New Roman" w:hAnsi="Arial" w:cs="Arial"/>
-          <w:color w:val="000000"/>
-          <w:lang w:val="pt-PT" w:eastAsia="pt-BR"/>
-        </w:rPr>
-        <w:t>número</w:t>
-      </w:r>
-      <w:r>
-        <w:rPr>
-          <w:rFonts w:ascii="Arial" w:eastAsia="Times New Roman" w:hAnsi="Arial" w:cs="Arial"/>
-          <w:color w:val="000000"/>
-          <w:lang w:val="pt-PT" w:eastAsia="pt-BR"/>
-        </w:rPr>
-        <w:t xml:space="preserve"> e L é uma letra. A segunda coluna do EDC é um número de identificação de dois dígitos (tipicamente de </w:t>
-      </w:r>
-      <w:r>
-        <w:rPr>
-          <w:rFonts w:ascii="Arial" w:eastAsia="Times New Roman" w:hAnsi="Arial" w:cs="Arial"/>
-          <w:color w:val="000000"/>
-          <w:lang w:val="pt-PT" w:eastAsia="pt-BR"/>
-        </w:rPr>
-        <w:t>0</w:t>
-      </w:r>
-      <w:r>
-        <w:rPr>
-          <w:rFonts w:ascii="Arial" w:eastAsia="Times New Roman" w:hAnsi="Arial" w:cs="Arial"/>
-          <w:color w:val="000000"/>
-          <w:lang w:val="pt-PT" w:eastAsia="pt-BR"/>
-        </w:rPr>
-        <w:t xml:space="preserve">1 a 12) que será </w:t>
-      </w:r>
-      <w:r>
-        <w:rPr>
-          <w:rFonts w:ascii="Arial" w:eastAsia="Times New Roman" w:hAnsi="Arial" w:cs="Arial"/>
-          <w:color w:val="000000"/>
-          <w:lang w:val="pt-PT" w:eastAsia="pt-BR"/>
-        </w:rPr>
-        <w:t>associado</w:t>
-      </w:r>
-      <w:r>
-        <w:rPr>
-          <w:rFonts w:ascii="Arial" w:eastAsia="Times New Roman" w:hAnsi="Arial" w:cs="Arial"/>
-          <w:color w:val="000000"/>
-          <w:lang w:val="pt-PT" w:eastAsia="pt-BR"/>
-        </w:rPr>
-        <w:t xml:space="preserve"> com o </w:t>
-      </w:r>
-      <w:r>
-        <w:rPr>
-          <w:rFonts w:ascii="Arial" w:eastAsia="Times New Roman" w:hAnsi="Arial" w:cs="Arial"/>
-          <w:color w:val="000000"/>
-          <w:lang w:val="pt-PT" w:eastAsia="pt-BR"/>
-        </w:rPr>
-        <w:t>Código de Identificação do</w:t>
-      </w:r>
-      <w:r>
-        <w:rPr>
-          <w:rFonts w:ascii="Arial" w:eastAsia="Times New Roman" w:hAnsi="Arial" w:cs="Arial"/>
-          <w:color w:val="000000"/>
-          <w:lang w:val="pt-PT" w:eastAsia="pt-BR"/>
-        </w:rPr>
-        <w:t xml:space="preserve"> Exame para criar um </w:t>
+      </w:r>
+      <w:r>
+        <w:rPr>
+          <w:rFonts w:ascii="Arial" w:eastAsia="Times New Roman" w:hAnsi="Arial" w:cs="Arial"/>
+          <w:color w:val="000000"/>
+          <w:lang w:val="pt-PT" w:eastAsia="pt-BR"/>
+        </w:rPr>
+      </w:r>
+      <w:r>
+        <w:rPr>
+          <w:rFonts w:ascii="Arial" w:eastAsia="Times New Roman" w:hAnsi="Arial" w:cs="Arial"/>
+          <w:color w:val="000000"/>
+          <w:lang w:val="pt-PT" w:eastAsia="pt-BR"/>
+        </w:rPr>
+      </w:r>
+      <w:r>
+        <w:rPr>
+          <w:rFonts w:ascii="Arial" w:eastAsia="Times New Roman" w:hAnsi="Arial" w:cs="Arial"/>
+          <w:color w:val="000000"/>
+          <w:lang w:val="pt-PT" w:eastAsia="pt-BR"/>
+        </w:rPr>
+      </w:r>
+      <w:r>
+        <w:rPr>
+          <w:rFonts w:ascii="Arial" w:eastAsia="Times New Roman" w:hAnsi="Arial" w:cs="Arial"/>
+          <w:color w:val="000000"/>
+          <w:lang w:val="pt-PT" w:eastAsia="pt-BR"/>
+        </w:rPr>
+      </w:r>
+      <w:r>
+        <w:rPr>
+          <w:rFonts w:ascii="Arial" w:eastAsia="Times New Roman" w:hAnsi="Arial" w:cs="Arial"/>
+          <w:color w:val="000000"/>
+          <w:lang w:val="pt-PT" w:eastAsia="pt-BR"/>
+        </w:rPr>
+      </w:r>
+      <w:r>
+        <w:rPr>
+          <w:rFonts w:ascii="Arial" w:eastAsia="Times New Roman" w:hAnsi="Arial" w:cs="Arial"/>
+          <w:color w:val="000000"/>
+          <w:lang w:val="pt-PT" w:eastAsia="pt-BR"/>
+        </w:rPr>
+      </w:r>
+      <w:r>
+        <w:rPr>
+          <w:rFonts w:ascii="Arial" w:eastAsia="Times New Roman" w:hAnsi="Arial" w:cs="Arial"/>
+          <w:color w:val="000000"/>
+          <w:lang w:val="pt-PT" w:eastAsia="pt-BR"/>
+        </w:rPr>
+      </w:r>
+      <w:r>
+        <w:rPr>
+          <w:rFonts w:ascii="Arial" w:eastAsia="Times New Roman" w:hAnsi="Arial" w:cs="Arial"/>
+          <w:color w:val="000000"/>
+          <w:lang w:val="pt-PT" w:eastAsia="pt-BR"/>
+        </w:rPr>
+      </w:r>
+      <w:r>
+        <w:rPr>
+          <w:rFonts w:ascii="Arial" w:eastAsia="Times New Roman" w:hAnsi="Arial" w:cs="Arial"/>
+          <w:color w:val="000000"/>
+          <w:lang w:val="pt-PT" w:eastAsia="pt-BR"/>
+        </w:rPr>
+      </w:r>
+      <w:r>
+        <w:rPr>
+          <w:rFonts w:ascii="Arial" w:eastAsia="Times New Roman" w:hAnsi="Arial" w:cs="Arial"/>
+          <w:color w:val="000000"/>
+          <w:lang w:val="pt-PT" w:eastAsia="pt-BR"/>
+        </w:rPr>
+      </w:r>
+      <w:r>
+        <w:rPr>
+          <w:rFonts w:ascii="Arial" w:eastAsia="Times New Roman" w:hAnsi="Arial" w:cs="Arial"/>
+          <w:color w:val="000000"/>
+          <w:lang w:val="pt-PT" w:eastAsia="pt-BR"/>
+        </w:rPr>
+      </w:r>
+      <w:r>
+        <w:rPr>
+          <w:rFonts w:ascii="Arial" w:eastAsia="Times New Roman" w:hAnsi="Arial" w:cs="Arial"/>
+          <w:color w:val="000000"/>
+          <w:lang w:val="pt-PT" w:eastAsia="pt-BR"/>
+        </w:rPr>
+      </w:r>
+      <w:r>
+        <w:rPr>
+          <w:rFonts w:ascii="Arial" w:eastAsia="Times New Roman" w:hAnsi="Arial" w:cs="Arial"/>
+          <w:color w:val="000000"/>
+          <w:lang w:val="pt-PT" w:eastAsia="pt-BR"/>
+        </w:rPr>
+      </w:r>
+      <w:r>
+        <w:rPr>
+          <w:rFonts w:ascii="Arial" w:eastAsia="Times New Roman" w:hAnsi="Arial" w:cs="Arial"/>
+          <w:color w:val="000000"/>
+          <w:lang w:val="pt-PT" w:eastAsia="pt-BR"/>
+        </w:rPr>
+      </w:r>
+      <w:r>
+        <w:rPr>
+          <w:rFonts w:ascii="Arial" w:eastAsia="Times New Roman" w:hAnsi="Arial" w:cs="Arial"/>
+          <w:color w:val="000000"/>
+          <w:lang w:val="pt-PT" w:eastAsia="pt-BR"/>
+        </w:rPr>
+      </w:r>
+      <w:r>
+        <w:rPr>
+          <w:rFonts w:ascii="Arial" w:eastAsia="Times New Roman" w:hAnsi="Arial" w:cs="Arial"/>
+          <w:color w:val="000000"/>
+          <w:lang w:val="pt-PT" w:eastAsia="pt-BR"/>
+        </w:rPr>
       </w:r>
       <w:r>
         <w:rPr>
@@ -5217,136 +5162,118 @@
           <w:color w:val="000000"/>
           <w:lang w:val="pt-PT" w:eastAsia="pt-BR"/>
         </w:rPr>
-        <w:t xml:space="preserve">Candidate ID </w:t>
-      </w:r>
-      <w:r>
-        <w:rPr>
-          <w:rFonts w:ascii="Arial" w:eastAsia="Times New Roman" w:hAnsi="Arial" w:cs="Arial"/>
-          <w:color w:val="000000"/>
-          <w:lang w:val="pt-PT" w:eastAsia="pt-BR"/>
-        </w:rPr>
-        <w:t>(Indentificação do Candidato)</w:t>
-      </w:r>
-      <w:r>
-        <w:rPr>
-          <w:rFonts w:ascii="Arial" w:eastAsia="Times New Roman" w:hAnsi="Arial" w:cs="Arial"/>
-          <w:color w:val="000000"/>
-          <w:lang w:val="pt-PT" w:eastAsia="pt-BR"/>
-        </w:rPr>
-        <w:t xml:space="preserve"> exclusivo para cada </w:t>
-      </w:r>
-      <w:r>
-        <w:rPr>
-          <w:rFonts w:ascii="Arial" w:eastAsia="Times New Roman" w:hAnsi="Arial" w:cs="Arial"/>
-          <w:color w:val="000000"/>
-          <w:lang w:val="pt-PT" w:eastAsia="pt-BR"/>
-        </w:rPr>
-        <w:t>C</w:t>
-      </w:r>
-      <w:r>
-        <w:rPr>
-          <w:rFonts w:ascii="Arial" w:eastAsia="Times New Roman" w:hAnsi="Arial" w:cs="Arial"/>
-          <w:color w:val="000000"/>
-          <w:lang w:val="pt-PT" w:eastAsia="pt-BR"/>
-        </w:rPr>
-        <w:t>andidato</w:t>
-      </w:r>
-      <w:r>
-        <w:rPr>
-          <w:rFonts w:ascii="Arial" w:eastAsia="Times New Roman" w:hAnsi="Arial" w:cs="Arial"/>
-          <w:color w:val="000000"/>
-          <w:lang w:val="pt-PT" w:eastAsia="pt-BR"/>
-        </w:rPr>
-        <w:t>.</w:t>
-      </w:r>
-      <w:r>
-        <w:rPr>
-          <w:rFonts w:ascii="Arial" w:eastAsia="Times New Roman" w:hAnsi="Arial" w:cs="Arial"/>
-          <w:color w:val="000000"/>
-          <w:lang w:val="pt-PT" w:eastAsia="pt-BR"/>
-        </w:rPr>
-        <w:t xml:space="preserve"> </w:t>
-      </w:r>
-      <w:r>
-        <w:rPr>
-          <w:rFonts w:ascii="Arial" w:eastAsia="Times New Roman" w:hAnsi="Arial" w:cs="Arial"/>
-          <w:color w:val="000000"/>
-          <w:lang w:val="pt-PT" w:eastAsia="pt-BR"/>
-        </w:rPr>
-        <w:t xml:space="preserve">É vital que </w:t>
-      </w:r>
-      <w:r>
-        <w:rPr>
-          <w:rFonts w:ascii="Arial" w:eastAsia="Times New Roman" w:hAnsi="Arial" w:cs="Arial"/>
-          <w:color w:val="000000"/>
-          <w:lang w:val="pt-PT" w:eastAsia="pt-BR"/>
-        </w:rPr>
-        <w:lastRenderedPageBreak/>
-        <w:t xml:space="preserve">você insira </w:t>
-      </w:r>
-      <w:r>
-        <w:rPr>
-          <w:rFonts w:ascii="Arial" w:eastAsia="Times New Roman" w:hAnsi="Arial" w:cs="Arial"/>
-          <w:color w:val="000000"/>
-          <w:lang w:val="pt-PT" w:eastAsia="pt-BR"/>
-        </w:rPr>
-        <w:t>tod</w:t>
-      </w:r>
-      <w:r>
-        <w:rPr>
-          <w:rFonts w:ascii="Arial" w:eastAsia="Times New Roman" w:hAnsi="Arial" w:cs="Arial"/>
-          <w:color w:val="000000"/>
-          <w:lang w:val="pt-PT" w:eastAsia="pt-BR"/>
-        </w:rPr>
-        <w:t xml:space="preserve">os códigos de identificação corretamente, pois </w:t>
-      </w:r>
-      <w:r>
-        <w:rPr>
-          <w:rFonts w:ascii="Arial" w:eastAsia="Times New Roman" w:hAnsi="Arial" w:cs="Arial"/>
-          <w:color w:val="000000"/>
-          <w:lang w:val="pt-PT" w:eastAsia="pt-BR"/>
-        </w:rPr>
-        <w:t xml:space="preserve">esta </w:t>
-      </w:r>
-      <w:r>
-        <w:rPr>
-          <w:rFonts w:ascii="Arial" w:eastAsia="Times New Roman" w:hAnsi="Arial" w:cs="Arial"/>
-          <w:color w:val="000000"/>
-          <w:lang w:val="pt-PT" w:eastAsia="pt-BR"/>
-        </w:rPr>
-        <w:t xml:space="preserve">é a única maneira de associar um exame individual </w:t>
-      </w:r>
-      <w:r>
-        <w:rPr>
-          <w:rFonts w:ascii="Arial" w:eastAsia="Times New Roman" w:hAnsi="Arial" w:cs="Arial"/>
-          <w:color w:val="000000"/>
-          <w:lang w:val="pt-PT" w:eastAsia="pt-BR"/>
-        </w:rPr>
-        <w:t>ao</w:t>
-      </w:r>
-      <w:r>
-        <w:rPr>
-          <w:rFonts w:ascii="Arial" w:eastAsia="Times New Roman" w:hAnsi="Arial" w:cs="Arial"/>
-          <w:color w:val="000000"/>
-          <w:lang w:val="pt-PT" w:eastAsia="pt-BR"/>
-        </w:rPr>
-        <w:t xml:space="preserve"> </w:t>
-      </w:r>
-      <w:r>
-        <w:rPr>
-          <w:rFonts w:ascii="Arial" w:eastAsia="Times New Roman" w:hAnsi="Arial" w:cs="Arial"/>
-          <w:color w:val="000000"/>
-          <w:lang w:val="pt-PT" w:eastAsia="pt-BR"/>
-        </w:rPr>
-        <w:t>Candidato</w:t>
-      </w:r>
-      <w:r>
-        <w:rPr>
-          <w:rFonts w:ascii="Arial" w:eastAsia="Times New Roman" w:hAnsi="Arial" w:cs="Arial"/>
-          <w:color w:val="000000"/>
-          <w:lang w:val="pt-PT" w:eastAsia="pt-BR"/>
-        </w:rPr>
-        <w:t>.</w:t>
+      </w:r>
+      <w:r>
+        <w:rPr>
+          <w:rFonts w:ascii="Arial" w:eastAsia="Times New Roman" w:hAnsi="Arial" w:cs="Arial"/>
+          <w:color w:val="000000"/>
+          <w:lang w:val="pt-PT" w:eastAsia="pt-BR"/>
+        </w:rPr>
+      </w:r>
+      <w:r>
+        <w:rPr>
+          <w:rFonts w:ascii="Arial" w:eastAsia="Times New Roman" w:hAnsi="Arial" w:cs="Arial"/>
+          <w:color w:val="000000"/>
+          <w:lang w:val="pt-PT" w:eastAsia="pt-BR"/>
+        </w:rPr>
+      </w:r>
+      <w:r>
+        <w:rPr>
+          <w:rFonts w:ascii="Arial" w:eastAsia="Times New Roman" w:hAnsi="Arial" w:cs="Arial"/>
+          <w:color w:val="000000"/>
+          <w:lang w:val="pt-PT" w:eastAsia="pt-BR"/>
+        </w:rPr>
+      </w:r>
+      <w:r>
+        <w:rPr>
+          <w:rFonts w:ascii="Arial" w:eastAsia="Times New Roman" w:hAnsi="Arial" w:cs="Arial"/>
+          <w:color w:val="000000"/>
+          <w:lang w:val="pt-PT" w:eastAsia="pt-BR"/>
+        </w:rPr>
+      </w:r>
+      <w:r>
+        <w:rPr>
+          <w:rFonts w:ascii="Arial" w:eastAsia="Times New Roman" w:hAnsi="Arial" w:cs="Arial"/>
+          <w:color w:val="000000"/>
+          <w:lang w:val="pt-PT" w:eastAsia="pt-BR"/>
+        </w:rPr>
+      </w:r>
+      <w:r>
+        <w:rPr>
+          <w:rFonts w:ascii="Arial" w:eastAsia="Times New Roman" w:hAnsi="Arial" w:cs="Arial"/>
+          <w:color w:val="000000"/>
+          <w:lang w:val="pt-PT" w:eastAsia="pt-BR"/>
+        </w:rPr>
+      </w:r>
+      <w:r>
+        <w:rPr>
+          <w:rFonts w:ascii="Arial" w:eastAsia="Times New Roman" w:hAnsi="Arial" w:cs="Arial"/>
+          <w:color w:val="000000"/>
+          <w:lang w:val="pt-PT" w:eastAsia="pt-BR"/>
+        </w:rPr>
+      </w:r>
+      <w:r>
+        <w:rPr>
+          <w:rFonts w:ascii="Arial" w:eastAsia="Times New Roman" w:hAnsi="Arial" w:cs="Arial"/>
+          <w:color w:val="000000"/>
+          <w:lang w:val="pt-PT" w:eastAsia="pt-BR"/>
+        </w:rPr>
+      </w:r>
+      <w:r>
+        <w:rPr>
+          <w:rFonts w:ascii="Arial" w:eastAsia="Times New Roman" w:hAnsi="Arial" w:cs="Arial"/>
+          <w:color w:val="000000"/>
+          <w:lang w:val="pt-PT" w:eastAsia="pt-BR"/>
+        </w:rPr>
+      </w:r>
+      <w:r>
+        <w:rPr>
+          <w:rFonts w:ascii="Arial" w:eastAsia="Times New Roman" w:hAnsi="Arial" w:cs="Arial"/>
+          <w:color w:val="000000"/>
+          <w:lang w:val="pt-PT" w:eastAsia="pt-BR"/>
+        </w:rPr>
+      </w:r>
+      <w:r>
+        <w:rPr>
+          <w:rFonts w:ascii="Arial" w:eastAsia="Times New Roman" w:hAnsi="Arial" w:cs="Arial"/>
+          <w:color w:val="000000"/>
+          <w:lang w:val="pt-PT" w:eastAsia="pt-BR"/>
+        </w:rPr>
+      </w:r>
+      <w:r>
+        <w:rPr>
+          <w:rFonts w:ascii="Arial" w:eastAsia="Times New Roman" w:hAnsi="Arial" w:cs="Arial"/>
+          <w:color w:val="000000"/>
+          <w:lang w:val="pt-PT" w:eastAsia="pt-BR"/>
+        </w:rPr>
+      </w:r>
+      <w:r>
+        <w:rPr>
+          <w:rFonts w:ascii="Arial" w:eastAsia="Times New Roman" w:hAnsi="Arial" w:cs="Arial"/>
+          <w:color w:val="000000"/>
+          <w:lang w:val="pt-PT" w:eastAsia="pt-BR"/>
+        </w:rPr>
+      </w:r>
+      <w:r>
+        <w:rPr>
+          <w:rFonts w:ascii="Arial" w:eastAsia="Times New Roman" w:hAnsi="Arial" w:cs="Arial"/>
+          <w:color w:val="000000"/>
+          <w:lang w:val="pt-PT" w:eastAsia="pt-BR"/>
+        </w:rPr>
+      </w:r>
+      <w:r>
+        <w:rPr>
+          <w:rFonts w:ascii="Arial" w:eastAsia="Times New Roman" w:hAnsi="Arial" w:cs="Arial"/>
+          <w:color w:val="000000"/>
+          <w:lang w:val="pt-PT" w:eastAsia="pt-BR"/>
+        </w:rPr>
+      </w:r>
+      <w:r>
+        <w:rPr>
+          <w:rFonts w:ascii="Arial" w:eastAsia="Times New Roman" w:hAnsi="Arial" w:cs="Arial"/>
+          <w:color w:val="000000"/>
+          <w:lang w:val="pt-PT" w:eastAsia="pt-BR"/>
+        </w:rPr>
       </w:r>
     </w:p>
     <w:p>
@@ -5374,287 +5301,252 @@
           <w:color w:val="000000"/>
           <w:lang w:val="pt-PT" w:eastAsia="pt-BR"/>
         </w:rPr>
-        <w:t>A</w:t>
-      </w:r>
-      <w:r>
-        <w:rPr>
-          <w:rFonts w:ascii="Arial" w:eastAsia="Times New Roman" w:hAnsi="Arial" w:cs="Arial"/>
-          <w:color w:val="000000"/>
-          <w:lang w:val="pt-PT" w:eastAsia="pt-BR"/>
-        </w:rPr>
-        <w:t xml:space="preserve">ntes do exame </w:t>
-      </w:r>
-      <w:r>
-        <w:rPr>
-          <w:rFonts w:ascii="Arial" w:eastAsia="Times New Roman" w:hAnsi="Arial" w:cs="Arial"/>
-          <w:color w:val="000000"/>
-          <w:lang w:val="pt-PT" w:eastAsia="pt-BR"/>
-        </w:rPr>
-        <w:t>v</w:t>
-      </w:r>
-      <w:r>
-        <w:rPr>
-          <w:rFonts w:ascii="Arial" w:eastAsia="Times New Roman" w:hAnsi="Arial" w:cs="Arial"/>
-          <w:color w:val="000000"/>
-          <w:lang w:val="pt-PT" w:eastAsia="pt-BR"/>
-        </w:rPr>
-        <w:t xml:space="preserve">ocê pode </w:t>
-      </w:r>
-      <w:r>
-        <w:rPr>
-          <w:rFonts w:ascii="Arial" w:eastAsia="Times New Roman" w:hAnsi="Arial" w:cs="Arial"/>
-          <w:color w:val="000000"/>
-          <w:lang w:val="pt-PT" w:eastAsia="pt-BR"/>
-        </w:rPr>
-        <w:t>encaminhar</w:t>
-      </w:r>
-      <w:r>
-        <w:rPr>
-          <w:rFonts w:ascii="Arial" w:eastAsia="Times New Roman" w:hAnsi="Arial" w:cs="Arial"/>
-          <w:color w:val="000000"/>
-          <w:lang w:val="pt-PT" w:eastAsia="pt-BR"/>
-        </w:rPr>
-        <w:t xml:space="preserve"> a planilha </w:t>
-      </w:r>
-      <w:r>
-        <w:rPr>
-          <w:rFonts w:ascii="Arial" w:eastAsia="Times New Roman" w:hAnsi="Arial" w:cs="Arial"/>
-          <w:color w:val="000000"/>
-          <w:lang w:val="pt-PT" w:eastAsia="pt-BR"/>
-        </w:rPr>
-        <w:t xml:space="preserve">em branco </w:t>
-      </w:r>
-      <w:r>
-        <w:rPr>
-          <w:rFonts w:ascii="Arial" w:eastAsia="Times New Roman" w:hAnsi="Arial" w:cs="Arial"/>
-          <w:color w:val="000000"/>
-          <w:lang w:val="pt-PT" w:eastAsia="pt-BR"/>
-        </w:rPr>
-        <w:t>para</w:t>
-      </w:r>
-      <w:r>
-        <w:rPr>
-          <w:rFonts w:ascii="Arial" w:eastAsia="Times New Roman" w:hAnsi="Arial" w:cs="Arial"/>
-          <w:color w:val="000000"/>
-          <w:lang w:val="pt-PT" w:eastAsia="pt-BR"/>
-        </w:rPr>
-        <w:t xml:space="preserve"> cada Candidato</w:t>
-      </w:r>
-      <w:r>
-        <w:rPr>
-          <w:rFonts w:ascii="Arial" w:eastAsia="Times New Roman" w:hAnsi="Arial" w:cs="Arial"/>
-          <w:color w:val="000000"/>
-          <w:lang w:val="pt-PT" w:eastAsia="pt-BR"/>
-        </w:rPr>
-        <w:t xml:space="preserve"> </w:t>
-      </w:r>
-      <w:r>
-        <w:rPr>
-          <w:rFonts w:ascii="Arial" w:eastAsia="Times New Roman" w:hAnsi="Arial" w:cs="Arial"/>
-          <w:color w:val="000000"/>
-          <w:lang w:val="pt-PT" w:eastAsia="pt-BR"/>
-        </w:rPr>
-        <w:t>preencher</w:t>
-      </w:r>
-      <w:r>
-        <w:rPr>
-          <w:rFonts w:ascii="Arial" w:eastAsia="Times New Roman" w:hAnsi="Arial" w:cs="Arial"/>
-          <w:color w:val="000000"/>
-          <w:lang w:val="pt-PT" w:eastAsia="pt-BR"/>
-        </w:rPr>
-        <w:t xml:space="preserve"> as</w:t>
-      </w:r>
-      <w:r>
-        <w:rPr>
-          <w:rFonts w:ascii="Arial" w:eastAsia="Times New Roman" w:hAnsi="Arial" w:cs="Arial"/>
-          <w:color w:val="000000"/>
-          <w:lang w:val="pt-PT" w:eastAsia="pt-BR"/>
-        </w:rPr>
-        <w:t xml:space="preserve"> suas próprias informações e </w:t>
-      </w:r>
-      <w:r>
-        <w:rPr>
-          <w:rFonts w:ascii="Arial" w:eastAsia="Times New Roman" w:hAnsi="Arial" w:cs="Arial"/>
-          <w:color w:val="000000"/>
-          <w:lang w:val="pt-PT" w:eastAsia="pt-BR"/>
-        </w:rPr>
-        <w:t>retornar</w:t>
-      </w:r>
-      <w:r>
-        <w:rPr>
-          <w:rFonts w:ascii="Arial" w:eastAsia="Times New Roman" w:hAnsi="Arial" w:cs="Arial"/>
-          <w:color w:val="000000"/>
-          <w:lang w:val="pt-PT" w:eastAsia="pt-BR"/>
-        </w:rPr>
-        <w:t xml:space="preserve"> para você por</w:t>
-      </w:r>
-      <w:r>
-        <w:rPr>
-          <w:rFonts w:ascii="Arial" w:eastAsia="Times New Roman" w:hAnsi="Arial" w:cs="Arial"/>
-          <w:color w:val="000000"/>
-          <w:lang w:val="pt-PT" w:eastAsia="pt-BR"/>
-        </w:rPr>
-        <w:t xml:space="preserve"> e-mail. As informações podem </w:t>
-      </w:r>
-      <w:r>
-        <w:rPr>
-          <w:rFonts w:ascii="Arial" w:eastAsia="Times New Roman" w:hAnsi="Arial" w:cs="Arial"/>
-          <w:color w:val="000000"/>
-          <w:lang w:val="pt-PT" w:eastAsia="pt-BR"/>
-        </w:rPr>
-        <w:t>então ser reunidas</w:t>
-      </w:r>
-      <w:r>
-        <w:rPr>
-          <w:rFonts w:ascii="Arial" w:eastAsia="Times New Roman" w:hAnsi="Arial" w:cs="Arial"/>
-          <w:color w:val="000000"/>
-          <w:lang w:val="pt-PT" w:eastAsia="pt-BR"/>
-        </w:rPr>
-        <w:t xml:space="preserve"> em uma </w:t>
-      </w:r>
-      <w:r>
-        <w:rPr>
-          <w:rFonts w:ascii="Arial" w:eastAsia="Times New Roman" w:hAnsi="Arial" w:cs="Arial"/>
-          <w:color w:val="000000"/>
-          <w:lang w:val="pt-PT" w:eastAsia="pt-BR"/>
-        </w:rPr>
-        <w:t xml:space="preserve">única </w:t>
-      </w:r>
-      <w:r>
-        <w:rPr>
-          <w:rFonts w:ascii="Arial" w:eastAsia="Times New Roman" w:hAnsi="Arial" w:cs="Arial"/>
-          <w:color w:val="000000"/>
-          <w:lang w:val="pt-PT" w:eastAsia="pt-BR"/>
-        </w:rPr>
-        <w:t xml:space="preserve">planilha e revisadas por você quanto a erros ou omissões comuns. </w:t>
-      </w:r>
-      <w:r>
-        <w:rPr>
-          <w:rFonts w:ascii="Arial" w:eastAsia="Times New Roman" w:hAnsi="Arial" w:cs="Arial"/>
-          <w:color w:val="000000"/>
-          <w:lang w:val="pt-PT" w:eastAsia="pt-BR"/>
-        </w:rPr>
-        <w:t>Certifique-se</w:t>
-      </w:r>
-      <w:r>
-        <w:rPr>
-          <w:rFonts w:ascii="Arial" w:eastAsia="Times New Roman" w:hAnsi="Arial" w:cs="Arial"/>
-          <w:color w:val="000000"/>
-          <w:lang w:val="pt-PT" w:eastAsia="pt-BR"/>
-        </w:rPr>
-        <w:t xml:space="preserve"> </w:t>
-      </w:r>
-      <w:r>
-        <w:rPr>
-          <w:rFonts w:ascii="Arial" w:eastAsia="Times New Roman" w:hAnsi="Arial" w:cs="Arial"/>
-          <w:color w:val="000000"/>
-          <w:lang w:val="pt-PT" w:eastAsia="pt-BR"/>
-        </w:rPr>
-        <w:t>que</w:t>
-      </w:r>
-      <w:r>
-        <w:rPr>
-          <w:rFonts w:ascii="Arial" w:eastAsia="Times New Roman" w:hAnsi="Arial" w:cs="Arial"/>
-          <w:color w:val="000000"/>
-          <w:lang w:val="pt-PT" w:eastAsia="pt-BR"/>
-        </w:rPr>
-        <w:t xml:space="preserve"> as informações </w:t>
-      </w:r>
-      <w:r>
-        <w:rPr>
-          <w:rFonts w:ascii="Arial" w:eastAsia="Times New Roman" w:hAnsi="Arial" w:cs="Arial"/>
-          <w:color w:val="000000"/>
-          <w:lang w:val="pt-PT" w:eastAsia="pt-BR"/>
-        </w:rPr>
-        <w:t>estejam</w:t>
-      </w:r>
-      <w:r>
-        <w:rPr>
-          <w:rFonts w:ascii="Arial" w:eastAsia="Times New Roman" w:hAnsi="Arial" w:cs="Arial"/>
-          <w:color w:val="000000"/>
-          <w:lang w:val="pt-PT" w:eastAsia="pt-BR"/>
-        </w:rPr>
-        <w:t xml:space="preserve"> corretas e formatadas</w:t>
-      </w:r>
-      <w:r>
-        <w:rPr>
-          <w:rFonts w:ascii="Arial" w:eastAsia="Times New Roman" w:hAnsi="Arial" w:cs="Arial"/>
-          <w:color w:val="000000"/>
-          <w:lang w:val="pt-PT" w:eastAsia="pt-BR"/>
-        </w:rPr>
-        <w:t xml:space="preserve"> </w:t>
-      </w:r>
-      <w:r>
-        <w:rPr>
-          <w:rFonts w:ascii="Arial" w:eastAsia="Times New Roman" w:hAnsi="Arial" w:cs="Arial"/>
-          <w:color w:val="000000"/>
-          <w:lang w:val="pt-PT" w:eastAsia="pt-BR"/>
-        </w:rPr>
-        <w:t>adequdamente</w:t>
-      </w:r>
-      <w:r>
-        <w:rPr>
-          <w:rFonts w:ascii="Arial" w:eastAsia="Times New Roman" w:hAnsi="Arial" w:cs="Arial"/>
-          <w:color w:val="000000"/>
-          <w:lang w:val="pt-PT" w:eastAsia="pt-BR"/>
-        </w:rPr>
-        <w:t>,</w:t>
-      </w:r>
-      <w:r>
-        <w:rPr>
-          <w:rFonts w:ascii="Arial" w:eastAsia="Times New Roman" w:hAnsi="Arial" w:cs="Arial"/>
-          <w:color w:val="000000"/>
-          <w:lang w:val="pt-PT" w:eastAsia="pt-BR"/>
-        </w:rPr>
-        <w:t xml:space="preserve"> e que a planilha final cont</w:t>
-      </w:r>
-      <w:r>
-        <w:rPr>
-          <w:rFonts w:ascii="Arial" w:eastAsia="Times New Roman" w:hAnsi="Arial" w:cs="Arial"/>
-          <w:color w:val="000000"/>
-          <w:lang w:val="pt-PT" w:eastAsia="pt-BR"/>
-        </w:rPr>
-        <w:t>enha</w:t>
-      </w:r>
-      <w:r>
-        <w:rPr>
-          <w:rFonts w:ascii="Arial" w:eastAsia="Times New Roman" w:hAnsi="Arial" w:cs="Arial"/>
-          <w:color w:val="000000"/>
-          <w:lang w:val="pt-PT" w:eastAsia="pt-BR"/>
-        </w:rPr>
-        <w:t xml:space="preserve"> apenas </w:t>
-      </w:r>
-      <w:r>
-        <w:rPr>
-          <w:rFonts w:ascii="Arial" w:eastAsia="Times New Roman" w:hAnsi="Arial" w:cs="Arial"/>
-          <w:color w:val="000000"/>
-          <w:lang w:val="pt-PT" w:eastAsia="pt-BR"/>
-        </w:rPr>
-        <w:t>os dados dos C</w:t>
-      </w:r>
-      <w:r>
-        <w:rPr>
-          <w:rFonts w:ascii="Arial" w:eastAsia="Times New Roman" w:hAnsi="Arial" w:cs="Arial"/>
-          <w:color w:val="000000"/>
-          <w:lang w:val="pt-PT" w:eastAsia="pt-BR"/>
-        </w:rPr>
-        <w:t xml:space="preserve">andidatos que realmente </w:t>
-      </w:r>
-      <w:r>
-        <w:rPr>
-          <w:rFonts w:ascii="Arial" w:eastAsia="Times New Roman" w:hAnsi="Arial" w:cs="Arial"/>
-          <w:color w:val="000000"/>
-          <w:lang w:val="pt-PT" w:eastAsia="pt-BR"/>
-        </w:rPr>
-        <w:t>prestaram</w:t>
-      </w:r>
-      <w:r>
-        <w:rPr>
-          <w:rFonts w:ascii="Arial" w:eastAsia="Times New Roman" w:hAnsi="Arial" w:cs="Arial"/>
-          <w:color w:val="000000"/>
-          <w:lang w:val="pt-PT" w:eastAsia="pt-BR"/>
-        </w:rPr>
-        <w:t xml:space="preserve"> o exame. Por motivos de privacidade, não distribua as informações do Formulário de Captura de Dados do Candidato a ninguém que não seja o Diretor do Exame.</w:t>
+        <w:t>Antes do exame você pode encaminhar a planilha em branco para cada Candidato preencher as suas próprias informações e retornar para você por e-mail. As informações podem então ser reunidas em uma única planilha e revisadas por você quanto a erros ou omissões comuns. Certifique-se que as informações estejam corretas e formatadas adequadamente, e que a planilha final contenha apenas os dados dos Candidatos que realmente prestaram o exame. Por motivos de privacidade, não distribua as informações do Formulário de Captura de Dados do Candidato a ninguém que não seja o Diretor do Exame.</w:t>
+      </w:r>
+      <w:r>
+        <w:rPr>
+          <w:rFonts w:ascii="Arial" w:eastAsia="Times New Roman" w:hAnsi="Arial" w:cs="Arial"/>
+          <w:color w:val="000000"/>
+          <w:lang w:val="pt-PT" w:eastAsia="pt-BR"/>
+        </w:rPr>
+      </w:r>
+      <w:r>
+        <w:rPr>
+          <w:rFonts w:ascii="Arial" w:eastAsia="Times New Roman" w:hAnsi="Arial" w:cs="Arial"/>
+          <w:color w:val="000000"/>
+          <w:lang w:val="pt-PT" w:eastAsia="pt-BR"/>
+        </w:rPr>
+      </w:r>
+      <w:r>
+        <w:rPr>
+          <w:rFonts w:ascii="Arial" w:eastAsia="Times New Roman" w:hAnsi="Arial" w:cs="Arial"/>
+          <w:color w:val="000000"/>
+          <w:lang w:val="pt-PT" w:eastAsia="pt-BR"/>
+        </w:rPr>
+      </w:r>
+      <w:r>
+        <w:rPr>
+          <w:rFonts w:ascii="Arial" w:eastAsia="Times New Roman" w:hAnsi="Arial" w:cs="Arial"/>
+          <w:color w:val="000000"/>
+          <w:lang w:val="pt-PT" w:eastAsia="pt-BR"/>
+        </w:rPr>
+      </w:r>
+      <w:r>
+        <w:rPr>
+          <w:rFonts w:ascii="Arial" w:eastAsia="Times New Roman" w:hAnsi="Arial" w:cs="Arial"/>
+          <w:color w:val="000000"/>
+          <w:lang w:val="pt-PT" w:eastAsia="pt-BR"/>
+        </w:rPr>
+      </w:r>
+      <w:r>
+        <w:rPr>
+          <w:rFonts w:ascii="Arial" w:eastAsia="Times New Roman" w:hAnsi="Arial" w:cs="Arial"/>
+          <w:color w:val="000000"/>
+          <w:lang w:val="pt-PT" w:eastAsia="pt-BR"/>
+        </w:rPr>
+      </w:r>
+      <w:r>
+        <w:rPr>
+          <w:rFonts w:ascii="Arial" w:eastAsia="Times New Roman" w:hAnsi="Arial" w:cs="Arial"/>
+          <w:color w:val="000000"/>
+          <w:lang w:val="pt-PT" w:eastAsia="pt-BR"/>
+        </w:rPr>
+      </w:r>
+      <w:r>
+        <w:rPr>
+          <w:rFonts w:ascii="Arial" w:eastAsia="Times New Roman" w:hAnsi="Arial" w:cs="Arial"/>
+          <w:color w:val="000000"/>
+          <w:lang w:val="pt-PT" w:eastAsia="pt-BR"/>
+        </w:rPr>
+      </w:r>
+      <w:r>
+        <w:rPr>
+          <w:rFonts w:ascii="Arial" w:eastAsia="Times New Roman" w:hAnsi="Arial" w:cs="Arial"/>
+          <w:color w:val="000000"/>
+          <w:lang w:val="pt-PT" w:eastAsia="pt-BR"/>
+        </w:rPr>
+      </w:r>
+      <w:r>
+        <w:rPr>
+          <w:rFonts w:ascii="Arial" w:eastAsia="Times New Roman" w:hAnsi="Arial" w:cs="Arial"/>
+          <w:color w:val="000000"/>
+          <w:lang w:val="pt-PT" w:eastAsia="pt-BR"/>
+        </w:rPr>
+      </w:r>
+      <w:r>
+        <w:rPr>
+          <w:rFonts w:ascii="Arial" w:eastAsia="Times New Roman" w:hAnsi="Arial" w:cs="Arial"/>
+          <w:color w:val="000000"/>
+          <w:lang w:val="pt-PT" w:eastAsia="pt-BR"/>
+        </w:rPr>
+      </w:r>
+      <w:r>
+        <w:rPr>
+          <w:rFonts w:ascii="Arial" w:eastAsia="Times New Roman" w:hAnsi="Arial" w:cs="Arial"/>
+          <w:color w:val="000000"/>
+          <w:lang w:val="pt-PT" w:eastAsia="pt-BR"/>
+        </w:rPr>
+      </w:r>
+      <w:r>
+        <w:rPr>
+          <w:rFonts w:ascii="Arial" w:eastAsia="Times New Roman" w:hAnsi="Arial" w:cs="Arial"/>
+          <w:color w:val="000000"/>
+          <w:lang w:val="pt-PT" w:eastAsia="pt-BR"/>
+        </w:rPr>
+      </w:r>
+      <w:r>
+        <w:rPr>
+          <w:rFonts w:ascii="Arial" w:eastAsia="Times New Roman" w:hAnsi="Arial" w:cs="Arial"/>
+          <w:color w:val="000000"/>
+          <w:lang w:val="pt-PT" w:eastAsia="pt-BR"/>
+        </w:rPr>
+      </w:r>
+      <w:r>
+        <w:rPr>
+          <w:rFonts w:ascii="Arial" w:eastAsia="Times New Roman" w:hAnsi="Arial" w:cs="Arial"/>
+          <w:color w:val="000000"/>
+          <w:lang w:val="pt-PT" w:eastAsia="pt-BR"/>
+        </w:rPr>
+      </w:r>
+      <w:r>
+        <w:rPr>
+          <w:rFonts w:ascii="Arial" w:eastAsia="Times New Roman" w:hAnsi="Arial" w:cs="Arial"/>
+          <w:color w:val="000000"/>
+          <w:lang w:val="pt-PT" w:eastAsia="pt-BR"/>
+        </w:rPr>
+      </w:r>
+      <w:r>
+        <w:rPr>
+          <w:rFonts w:ascii="Arial" w:eastAsia="Times New Roman" w:hAnsi="Arial" w:cs="Arial"/>
+          <w:color w:val="000000"/>
+          <w:lang w:val="pt-PT" w:eastAsia="pt-BR"/>
+        </w:rPr>
+      </w:r>
+      <w:r>
+        <w:rPr>
+          <w:rFonts w:ascii="Arial" w:eastAsia="Times New Roman" w:hAnsi="Arial" w:cs="Arial"/>
+          <w:color w:val="000000"/>
+          <w:lang w:val="pt-PT" w:eastAsia="pt-BR"/>
+        </w:rPr>
+      </w:r>
+      <w:r>
+        <w:rPr>
+          <w:rFonts w:ascii="Arial" w:eastAsia="Times New Roman" w:hAnsi="Arial" w:cs="Arial"/>
+          <w:color w:val="000000"/>
+          <w:lang w:val="pt-PT" w:eastAsia="pt-BR"/>
+        </w:rPr>
+      </w:r>
+      <w:r>
+        <w:rPr>
+          <w:rFonts w:ascii="Arial" w:eastAsia="Times New Roman" w:hAnsi="Arial" w:cs="Arial"/>
+          <w:color w:val="000000"/>
+          <w:lang w:val="pt-PT" w:eastAsia="pt-BR"/>
+        </w:rPr>
+      </w:r>
+      <w:r>
+        <w:rPr>
+          <w:rFonts w:ascii="Arial" w:eastAsia="Times New Roman" w:hAnsi="Arial" w:cs="Arial"/>
+          <w:color w:val="000000"/>
+          <w:lang w:val="pt-PT" w:eastAsia="pt-BR"/>
+        </w:rPr>
+      </w:r>
+      <w:r>
+        <w:rPr>
+          <w:rFonts w:ascii="Arial" w:eastAsia="Times New Roman" w:hAnsi="Arial" w:cs="Arial"/>
+          <w:color w:val="000000"/>
+          <w:lang w:val="pt-PT" w:eastAsia="pt-BR"/>
+        </w:rPr>
+      </w:r>
+      <w:r>
+        <w:rPr>
+          <w:rFonts w:ascii="Arial" w:eastAsia="Times New Roman" w:hAnsi="Arial" w:cs="Arial"/>
+          <w:color w:val="000000"/>
+          <w:lang w:val="pt-PT" w:eastAsia="pt-BR"/>
+        </w:rPr>
+      </w:r>
+      <w:r>
+        <w:rPr>
+          <w:rFonts w:ascii="Arial" w:eastAsia="Times New Roman" w:hAnsi="Arial" w:cs="Arial"/>
+          <w:color w:val="000000"/>
+          <w:lang w:val="pt-PT" w:eastAsia="pt-BR"/>
+        </w:rPr>
+      </w:r>
+      <w:r>
+        <w:rPr>
+          <w:rFonts w:ascii="Arial" w:eastAsia="Times New Roman" w:hAnsi="Arial" w:cs="Arial"/>
+          <w:color w:val="000000"/>
+          <w:lang w:val="pt-PT" w:eastAsia="pt-BR"/>
+        </w:rPr>
+      </w:r>
+      <w:r>
+        <w:rPr>
+          <w:rFonts w:ascii="Arial" w:eastAsia="Times New Roman" w:hAnsi="Arial" w:cs="Arial"/>
+          <w:color w:val="000000"/>
+          <w:lang w:val="pt-PT" w:eastAsia="pt-BR"/>
+        </w:rPr>
+      </w:r>
+      <w:r>
+        <w:rPr>
+          <w:rFonts w:ascii="Arial" w:eastAsia="Times New Roman" w:hAnsi="Arial" w:cs="Arial"/>
+          <w:color w:val="000000"/>
+          <w:lang w:val="pt-PT" w:eastAsia="pt-BR"/>
+        </w:rPr>
+      </w:r>
+      <w:r>
+        <w:rPr>
+          <w:rFonts w:ascii="Arial" w:eastAsia="Times New Roman" w:hAnsi="Arial" w:cs="Arial"/>
+          <w:color w:val="000000"/>
+          <w:lang w:val="pt-PT" w:eastAsia="pt-BR"/>
+        </w:rPr>
+      </w:r>
+      <w:r>
+        <w:rPr>
+          <w:rFonts w:ascii="Arial" w:eastAsia="Times New Roman" w:hAnsi="Arial" w:cs="Arial"/>
+          <w:color w:val="000000"/>
+          <w:lang w:val="pt-PT" w:eastAsia="pt-BR"/>
+        </w:rPr>
+      </w:r>
+      <w:r>
+        <w:rPr>
+          <w:rFonts w:ascii="Arial" w:eastAsia="Times New Roman" w:hAnsi="Arial" w:cs="Arial"/>
+          <w:color w:val="000000"/>
+          <w:lang w:val="pt-PT" w:eastAsia="pt-BR"/>
+        </w:rPr>
+      </w:r>
+      <w:r>
+        <w:rPr>
+          <w:rFonts w:ascii="Arial" w:eastAsia="Times New Roman" w:hAnsi="Arial" w:cs="Arial"/>
+          <w:color w:val="000000"/>
+          <w:lang w:val="pt-PT" w:eastAsia="pt-BR"/>
+        </w:rPr>
+      </w:r>
+      <w:r>
+        <w:rPr>
+          <w:rFonts w:ascii="Arial" w:eastAsia="Times New Roman" w:hAnsi="Arial" w:cs="Arial"/>
+          <w:color w:val="000000"/>
+          <w:lang w:val="pt-PT" w:eastAsia="pt-BR"/>
+        </w:rPr>
+      </w:r>
+      <w:r>
+        <w:rPr>
+          <w:rFonts w:ascii="Arial" w:eastAsia="Times New Roman" w:hAnsi="Arial" w:cs="Arial"/>
+          <w:color w:val="000000"/>
+          <w:lang w:val="pt-PT" w:eastAsia="pt-BR"/>
+        </w:rPr>
+      </w:r>
+      <w:r>
+        <w:rPr>
+          <w:rFonts w:ascii="Arial" w:eastAsia="Times New Roman" w:hAnsi="Arial" w:cs="Arial"/>
+          <w:color w:val="000000"/>
+          <w:lang w:val="pt-PT" w:eastAsia="pt-BR"/>
+        </w:rPr>
+      </w:r>
+      <w:r>
+        <w:rPr>
+          <w:rFonts w:ascii="Arial" w:eastAsia="Times New Roman" w:hAnsi="Arial" w:cs="Arial"/>
+          <w:color w:val="000000"/>
+          <w:lang w:val="pt-PT" w:eastAsia="pt-BR"/>
+        </w:rPr>
       </w:r>
     </w:p>
     <w:p>
@@ -6198,127 +6090,115 @@
           <w:szCs w:val="22"/>
           <w:lang w:val="pt-PT"/>
         </w:rPr>
-        <w:t xml:space="preserve">O banco de dados </w:t>
-      </w:r>
-      <w:r>
-        <w:rPr>
-          <w:rFonts w:ascii="Arial" w:hAnsi="Arial" w:cs="Arial"/>
-          <w:color w:val="000000"/>
-          <w:sz w:val="22"/>
-          <w:szCs w:val="22"/>
-          <w:lang w:val="pt-PT"/>
-        </w:rPr>
-        <w:t xml:space="preserve">do </w:t>
-      </w:r>
-      <w:r>
-        <w:rPr>
-          <w:rFonts w:ascii="Arial" w:hAnsi="Arial" w:cs="Arial"/>
-          <w:color w:val="000000"/>
-          <w:sz w:val="22"/>
-          <w:szCs w:val="22"/>
-          <w:lang w:val="pt-PT"/>
-        </w:rPr>
-        <w:t xml:space="preserve">BJCP é compatível apenas com texto simples e não </w:t>
-      </w:r>
-      <w:r>
-        <w:rPr>
-          <w:rFonts w:ascii="Arial" w:hAnsi="Arial" w:cs="Arial"/>
-          <w:color w:val="000000"/>
-          <w:sz w:val="22"/>
-          <w:szCs w:val="22"/>
-          <w:lang w:val="pt-PT"/>
-        </w:rPr>
-        <w:t xml:space="preserve">suporta letras </w:t>
-      </w:r>
-      <w:r>
-        <w:rPr>
-          <w:rFonts w:ascii="Arial" w:hAnsi="Arial" w:cs="Arial"/>
-          <w:color w:val="000000"/>
-          <w:sz w:val="22"/>
-          <w:szCs w:val="22"/>
-          <w:lang w:val="pt-PT"/>
-        </w:rPr>
-        <w:t>acentuad</w:t>
-      </w:r>
-      <w:r>
-        <w:rPr>
-          <w:rFonts w:ascii="Arial" w:hAnsi="Arial" w:cs="Arial"/>
-          <w:color w:val="000000"/>
-          <w:sz w:val="22"/>
-          <w:szCs w:val="22"/>
-          <w:lang w:val="pt-PT"/>
-        </w:rPr>
-        <w:t>a</w:t>
-      </w:r>
-      <w:r>
-        <w:rPr>
-          <w:rFonts w:ascii="Arial" w:hAnsi="Arial" w:cs="Arial"/>
-          <w:color w:val="000000"/>
-          <w:sz w:val="22"/>
-          <w:szCs w:val="22"/>
-          <w:lang w:val="pt-PT"/>
-        </w:rPr>
-        <w:t xml:space="preserve">s, símbolos ou caracteres </w:t>
-      </w:r>
-      <w:r>
-        <w:rPr>
-          <w:rFonts w:ascii="Arial" w:hAnsi="Arial" w:cs="Arial"/>
-          <w:color w:val="000000"/>
-          <w:sz w:val="22"/>
-          <w:szCs w:val="22"/>
-          <w:lang w:val="pt-PT"/>
-        </w:rPr>
-        <w:t>fora</w:t>
-      </w:r>
-      <w:r>
-        <w:rPr>
-          <w:rFonts w:ascii="Arial" w:hAnsi="Arial" w:cs="Arial"/>
-          <w:color w:val="000000"/>
-          <w:sz w:val="22"/>
-          <w:szCs w:val="22"/>
-          <w:lang w:val="pt-PT"/>
-        </w:rPr>
-        <w:t xml:space="preserve"> </w:t>
-      </w:r>
-      <w:r>
-        <w:rPr>
-          <w:rFonts w:ascii="Arial" w:hAnsi="Arial" w:cs="Arial"/>
-          <w:color w:val="000000"/>
-          <w:sz w:val="22"/>
-          <w:szCs w:val="22"/>
-          <w:lang w:val="pt-PT"/>
-        </w:rPr>
-        <w:t xml:space="preserve">da lingua </w:t>
-      </w:r>
-      <w:r>
-        <w:rPr>
-          <w:rFonts w:ascii="Arial" w:hAnsi="Arial" w:cs="Arial"/>
-          <w:color w:val="000000"/>
-          <w:sz w:val="22"/>
-          <w:szCs w:val="22"/>
-          <w:lang w:val="pt-PT"/>
-        </w:rPr>
-        <w:t>ingles</w:t>
-      </w:r>
-      <w:r>
-        <w:rPr>
-          <w:rFonts w:ascii="Arial" w:hAnsi="Arial" w:cs="Arial"/>
-          <w:color w:val="000000"/>
-          <w:sz w:val="22"/>
-          <w:szCs w:val="22"/>
-          <w:lang w:val="pt-PT"/>
-        </w:rPr>
-        <w:t>a</w:t>
-      </w:r>
-      <w:r>
-        <w:rPr>
-          <w:rFonts w:ascii="Arial" w:hAnsi="Arial" w:cs="Arial"/>
-          <w:color w:val="000000"/>
-          <w:sz w:val="22"/>
-          <w:szCs w:val="22"/>
-          <w:lang w:val="pt-PT"/>
-        </w:rPr>
-        <w:t>.</w:t>
+        <w:t>O banco de dados do BJCP é compatível apenas com texto simples e não suporta letras acentuadas, símbolos ou caracteres fora da língua inglesa.</w:t>
+      </w:r>
+      <w:r>
+        <w:rPr>
+          <w:rFonts w:ascii="Arial" w:hAnsi="Arial" w:cs="Arial"/>
+          <w:color w:val="000000"/>
+          <w:sz w:val="22"/>
+          <w:szCs w:val="22"/>
+          <w:lang w:val="pt-PT"/>
+        </w:rPr>
+      </w:r>
+      <w:r>
+        <w:rPr>
+          <w:rFonts w:ascii="Arial" w:hAnsi="Arial" w:cs="Arial"/>
+          <w:color w:val="000000"/>
+          <w:sz w:val="22"/>
+          <w:szCs w:val="22"/>
+          <w:lang w:val="pt-PT"/>
+        </w:rPr>
+      </w:r>
+      <w:r>
+        <w:rPr>
+          <w:rFonts w:ascii="Arial" w:hAnsi="Arial" w:cs="Arial"/>
+          <w:color w:val="000000"/>
+          <w:sz w:val="22"/>
+          <w:szCs w:val="22"/>
+          <w:lang w:val="pt-PT"/>
+        </w:rPr>
+      </w:r>
+      <w:r>
+        <w:rPr>
+          <w:rFonts w:ascii="Arial" w:hAnsi="Arial" w:cs="Arial"/>
+          <w:color w:val="000000"/>
+          <w:sz w:val="22"/>
+          <w:szCs w:val="22"/>
+          <w:lang w:val="pt-PT"/>
+        </w:rPr>
+      </w:r>
+      <w:r>
+        <w:rPr>
+          <w:rFonts w:ascii="Arial" w:hAnsi="Arial" w:cs="Arial"/>
+          <w:color w:val="000000"/>
+          <w:sz w:val="22"/>
+          <w:szCs w:val="22"/>
+          <w:lang w:val="pt-PT"/>
+        </w:rPr>
+      </w:r>
+      <w:r>
+        <w:rPr>
+          <w:rFonts w:ascii="Arial" w:hAnsi="Arial" w:cs="Arial"/>
+          <w:color w:val="000000"/>
+          <w:sz w:val="22"/>
+          <w:szCs w:val="22"/>
+          <w:lang w:val="pt-PT"/>
+        </w:rPr>
+      </w:r>
+      <w:r>
+        <w:rPr>
+          <w:rFonts w:ascii="Arial" w:hAnsi="Arial" w:cs="Arial"/>
+          <w:color w:val="000000"/>
+          <w:sz w:val="22"/>
+          <w:szCs w:val="22"/>
+          <w:lang w:val="pt-PT"/>
+        </w:rPr>
+      </w:r>
+      <w:r>
+        <w:rPr>
+          <w:rFonts w:ascii="Arial" w:hAnsi="Arial" w:cs="Arial"/>
+          <w:color w:val="000000"/>
+          <w:sz w:val="22"/>
+          <w:szCs w:val="22"/>
+          <w:lang w:val="pt-PT"/>
+        </w:rPr>
+      </w:r>
+      <w:r>
+        <w:rPr>
+          <w:rFonts w:ascii="Arial" w:hAnsi="Arial" w:cs="Arial"/>
+          <w:color w:val="000000"/>
+          <w:sz w:val="22"/>
+          <w:szCs w:val="22"/>
+          <w:lang w:val="pt-PT"/>
+        </w:rPr>
+      </w:r>
+      <w:r>
+        <w:rPr>
+          <w:rFonts w:ascii="Arial" w:hAnsi="Arial" w:cs="Arial"/>
+          <w:color w:val="000000"/>
+          <w:sz w:val="22"/>
+          <w:szCs w:val="22"/>
+          <w:lang w:val="pt-PT"/>
+        </w:rPr>
+      </w:r>
+      <w:r>
+        <w:rPr>
+          <w:rFonts w:ascii="Arial" w:hAnsi="Arial" w:cs="Arial"/>
+          <w:color w:val="000000"/>
+          <w:sz w:val="22"/>
+          <w:szCs w:val="22"/>
+          <w:lang w:val="pt-PT"/>
+        </w:rPr>
+      </w:r>
+      <w:r>
+        <w:rPr>
+          <w:rFonts w:ascii="Arial" w:hAnsi="Arial" w:cs="Arial"/>
+          <w:color w:val="000000"/>
+          <w:sz w:val="22"/>
+          <w:szCs w:val="22"/>
+          <w:lang w:val="pt-PT"/>
+        </w:rPr>
       </w:r>
     </w:p>
     <w:bookmarkEnd w:id="4"/>
@@ -9291,27 +9171,25 @@
           <w:szCs w:val="22"/>
           <w:lang w:val="pt-PT"/>
         </w:rPr>
-        <w:t>frutado</w:t>
-      </w:r>
-      <w:r>
-        <w:rPr>
-          <w:rFonts w:ascii="Arial" w:hAnsi="Arial" w:cs="Arial"/>
-          <w:color w:val="000000"/>
-          <w:sz w:val="22"/>
-          <w:szCs w:val="22"/>
-          <w:lang w:val="pt-PT"/>
-        </w:rPr>
-        <w:t>/éster</w:t>
-      </w:r>
-      <w:r>
-        <w:rPr>
-          <w:rFonts w:ascii="Arial" w:hAnsi="Arial" w:cs="Arial"/>
-          <w:color w:val="000000"/>
-          <w:sz w:val="22"/>
-          <w:szCs w:val="22"/>
-          <w:lang w:val="pt-PT"/>
-        </w:rPr>
-        <w:t>s</w:t>
+        <w:t>frutado/ésteres</w:t>
+      </w:r>
+      <w:r>
+        <w:rPr>
+          <w:rFonts w:ascii="Arial" w:hAnsi="Arial" w:cs="Arial"/>
+          <w:color w:val="000000"/>
+          <w:sz w:val="22"/>
+          <w:szCs w:val="22"/>
+          <w:lang w:val="pt-PT"/>
+        </w:rPr>
+      </w:r>
+      <w:r>
+        <w:rPr>
+          <w:rFonts w:ascii="Arial" w:hAnsi="Arial" w:cs="Arial"/>
+          <w:color w:val="000000"/>
+          <w:sz w:val="22"/>
+          <w:szCs w:val="22"/>
+          <w:lang w:val="pt-PT"/>
+        </w:rPr>
       </w:r>
     </w:p>
     <w:p>
